--- a/media/R4444/output_dir/需求规格说明追踪表.docx
+++ b/media/R4444/output_dir/需求规格说明追踪表.docx
@@ -431,7 +431,7 @@
               <w:rPr>
                 <w:rFonts w:hint="eastAsia"/>
               </w:rPr>
-              <w:t xml:space="preserve">代码审查</w:t>
+              <w:t xml:space="preserve">代码审查111</w:t>
             </w:r>
           </w:p>
         </w:tc>
@@ -527,7 +527,7 @@
               <w:rPr>
                 <w:rFonts w:hint="eastAsia"/>
               </w:rPr>
-              <w:t xml:space="preserve">文档审查</w:t>
+              <w:t xml:space="preserve">文档审查111</w:t>
             </w:r>
           </w:p>
         </w:tc>
@@ -542,6 +542,294 @@
                 <w:rFonts w:hint="eastAsia"/>
               </w:rPr>
               <w:t xml:space="preserve">XQ_DC_WDSC</w:t>
+            </w:r>
+          </w:p>
+        </w:tc>
+      </w:tr>
+      <w:tr>
+        <w:trPr>
+          <w:trHeight w:val="340"/>
+        </w:trPr>
+        <w:tc>
+          <w:tcPr>
+            <w:tcW w:w="235" w:type="pct"/>
+            <w:vAlign w:val="center"/>
+          </w:tcPr>
+          <w:p>
+            <w:pPr>
+              <w:numPr>
+                <w:ilvl w:val="0"/>
+                <w:numId w:val="59"/>
+              </w:numPr>
+              <w:jc w:val="center"/>
+              <w:rPr>
+                <w:b/>
+                <w:szCs w:val="21"/>
+              </w:rPr>
+            </w:pPr>
+          </w:p>
+        </w:tc>
+        <w:tc>
+          <w:tcPr>
+            <w:tcW w:w="619" w:type="pct"/>
+            <w:vAlign w:val="center"/>
+            <w:vMerge w:val="restart"/>
+          </w:tcPr>
+          <w:p>
+            <w:r>
+              <w:rPr>
+                <w:rFonts w:hint="eastAsia"/>
+              </w:rPr>
+              <w:t xml:space="preserve">3.3.3</w:t>
+            </w:r>
+          </w:p>
+        </w:tc>
+        <w:tc>
+          <w:tcPr>
+            <w:tcW w:w="1608" w:type="pct"/>
+            <w:vAlign w:val="center"/>
+            <w:vMerge w:val="restart"/>
+          </w:tcPr>
+          <w:p>
+            <w:r>
+              <w:rPr>
+                <w:rFonts w:hint="eastAsia"/>
+              </w:rPr>
+              <w:t xml:space="preserve">测试设计需求首轮哟</w:t>
+            </w:r>
+          </w:p>
+        </w:tc>
+        <w:tc>
+          <w:tcPr>
+            <w:tcW w:w="912" w:type="pct"/>
+            <w:vAlign w:val="center"/>
+          </w:tcPr>
+          <w:p>
+            <w:r>
+              <w:rPr>
+                <w:rFonts w:hint="eastAsia"/>
+              </w:rPr>
+              <w:t xml:space="preserve">6.2.4.3</w:t>
+            </w:r>
+          </w:p>
+        </w:tc>
+        <w:tc>
+          <w:tcPr>
+            <w:tcW w:w="822" w:type="pct"/>
+            <w:vAlign w:val="center"/>
+          </w:tcPr>
+          <w:p>
+            <w:r>
+              <w:rPr>
+                <w:rFonts w:hint="eastAsia"/>
+              </w:rPr>
+              <w:t xml:space="preserve">首轮测试项1号</w:t>
+            </w:r>
+          </w:p>
+        </w:tc>
+        <w:tc>
+          <w:tcPr>
+            <w:tcW w:w="803" w:type="pct"/>
+            <w:vAlign w:val="center"/>
+          </w:tcPr>
+          <w:p>
+            <w:r>
+              <w:rPr>
+                <w:rFonts w:hint="eastAsia"/>
+              </w:rPr>
+              <w:t xml:space="preserve">XQ_FT_CCCC</w:t>
+            </w:r>
+          </w:p>
+        </w:tc>
+      </w:tr>
+      <w:tr>
+        <w:trPr>
+          <w:trHeight w:val="340"/>
+        </w:trPr>
+        <w:tc>
+          <w:tcPr>
+            <w:tcW w:w="235" w:type="pct"/>
+            <w:vAlign w:val="center"/>
+          </w:tcPr>
+          <w:p>
+            <w:pPr>
+              <w:numPr>
+                <w:ilvl w:val="0"/>
+                <w:numId w:val="59"/>
+              </w:numPr>
+              <w:jc w:val="center"/>
+              <w:rPr>
+                <w:b/>
+                <w:szCs w:val="21"/>
+              </w:rPr>
+            </w:pPr>
+          </w:p>
+        </w:tc>
+        <w:tc>
+          <w:tcPr>
+            <w:tcW w:w="619" w:type="pct"/>
+            <w:vAlign w:val="center"/>
+            <w:vMerge w:val="continue"/>
+          </w:tcPr>
+          <w:p>
+            <w:r>
+              <w:rPr>
+                <w:rFonts w:hint="eastAsia"/>
+              </w:rPr>
+              <w:t xml:space="preserve"/>
+            </w:r>
+          </w:p>
+        </w:tc>
+        <w:tc>
+          <w:tcPr>
+            <w:tcW w:w="1608" w:type="pct"/>
+            <w:vAlign w:val="center"/>
+            <w:vMerge w:val="continue"/>
+          </w:tcPr>
+          <w:p>
+            <w:r>
+              <w:rPr>
+                <w:rFonts w:hint="eastAsia"/>
+              </w:rPr>
+              <w:t xml:space="preserve"/>
+            </w:r>
+          </w:p>
+        </w:tc>
+        <w:tc>
+          <w:tcPr>
+            <w:tcW w:w="912" w:type="pct"/>
+            <w:vAlign w:val="center"/>
+          </w:tcPr>
+          <w:p>
+            <w:r>
+              <w:rPr>
+                <w:rFonts w:hint="eastAsia"/>
+              </w:rPr>
+              <w:t xml:space="preserve">6.2.4.4</w:t>
+            </w:r>
+          </w:p>
+        </w:tc>
+        <w:tc>
+          <w:tcPr>
+            <w:tcW w:w="822" w:type="pct"/>
+            <w:vAlign w:val="center"/>
+          </w:tcPr>
+          <w:p>
+            <w:r>
+              <w:rPr>
+                <w:rFonts w:hint="eastAsia"/>
+              </w:rPr>
+              <w:t xml:space="preserve">某测试项</w:t>
+            </w:r>
+          </w:p>
+        </w:tc>
+        <w:tc>
+          <w:tcPr>
+            <w:tcW w:w="803" w:type="pct"/>
+            <w:vAlign w:val="center"/>
+          </w:tcPr>
+          <w:p>
+            <w:r>
+              <w:rPr>
+                <w:rFonts w:hint="eastAsia"/>
+              </w:rPr>
+              <w:t xml:space="preserve">XQ_FT_PPPP</w:t>
+            </w:r>
+          </w:p>
+        </w:tc>
+      </w:tr>
+      <w:tr>
+        <w:trPr>
+          <w:trHeight w:val="340"/>
+        </w:trPr>
+        <w:tc>
+          <w:tcPr>
+            <w:tcW w:w="235" w:type="pct"/>
+            <w:vAlign w:val="center"/>
+          </w:tcPr>
+          <w:p>
+            <w:pPr>
+              <w:numPr>
+                <w:ilvl w:val="0"/>
+                <w:numId w:val="59"/>
+              </w:numPr>
+              <w:jc w:val="center"/>
+              <w:rPr>
+                <w:b/>
+                <w:szCs w:val="21"/>
+              </w:rPr>
+            </w:pPr>
+          </w:p>
+        </w:tc>
+        <w:tc>
+          <w:tcPr>
+            <w:tcW w:w="619" w:type="pct"/>
+            <w:vAlign w:val="center"/>
+            <w:vMerge w:val="continue"/>
+          </w:tcPr>
+          <w:p>
+            <w:r>
+              <w:rPr>
+                <w:rFonts w:hint="eastAsia"/>
+              </w:rPr>
+              <w:t xml:space="preserve"/>
+            </w:r>
+          </w:p>
+        </w:tc>
+        <w:tc>
+          <w:tcPr>
+            <w:tcW w:w="1608" w:type="pct"/>
+            <w:vAlign w:val="center"/>
+            <w:vMerge w:val="continue"/>
+          </w:tcPr>
+          <w:p>
+            <w:r>
+              <w:rPr>
+                <w:rFonts w:hint="eastAsia"/>
+              </w:rPr>
+              <w:t xml:space="preserve"/>
+            </w:r>
+          </w:p>
+        </w:tc>
+        <w:tc>
+          <w:tcPr>
+            <w:tcW w:w="912" w:type="pct"/>
+            <w:vAlign w:val="center"/>
+          </w:tcPr>
+          <w:p>
+            <w:r>
+              <w:rPr>
+                <w:rFonts w:hint="eastAsia"/>
+              </w:rPr>
+              <w:t xml:space="preserve">6.2.4.5</w:t>
+            </w:r>
+          </w:p>
+        </w:tc>
+        <w:tc>
+          <w:tcPr>
+            <w:tcW w:w="822" w:type="pct"/>
+            <w:vAlign w:val="center"/>
+          </w:tcPr>
+          <w:p>
+            <w:r>
+              <w:rPr>
+                <w:rFonts w:hint="eastAsia"/>
+              </w:rPr>
+              <w:t xml:space="preserve">站内信测试项</w:t>
+            </w:r>
+          </w:p>
+        </w:tc>
+        <w:tc>
+          <w:tcPr>
+            <w:tcW w:w="803" w:type="pct"/>
+            <w:vAlign w:val="center"/>
+          </w:tcPr>
+          <w:p>
+            <w:r>
+              <w:rPr>
+                <w:rFonts w:hint="eastAsia"/>
+              </w:rPr>
+              <w:t xml:space="preserve">XQ_FT_DDDD</w:t>
             </w:r>
           </w:p>
         </w:tc>

--- a/media/R4444/output_dir/需求规格说明追踪表.docx
+++ b/media/R4444/output_dir/需求规格说明追踪表.docx
@@ -637,7 +637,7 @@
               <w:rPr>
                 <w:rFonts w:hint="eastAsia"/>
               </w:rPr>
-              <w:t xml:space="preserve">XQ_FT_CCCC</w:t>
+              <w:t xml:space="preserve">XQ_SU_CCCC</w:t>
             </w:r>
           </w:p>
         </w:tc>
@@ -733,7 +733,7 @@
               <w:rPr>
                 <w:rFonts w:hint="eastAsia"/>
               </w:rPr>
-              <w:t xml:space="preserve">XQ_FT_PPPP</w:t>
+              <w:t xml:space="preserve">XQ_SU_PPPP</w:t>
             </w:r>
           </w:p>
         </w:tc>
@@ -829,7 +829,7 @@
               <w:rPr>
                 <w:rFonts w:hint="eastAsia"/>
               </w:rPr>
-              <w:t xml:space="preserve">XQ_FT_DDDD</w:t>
+              <w:t xml:space="preserve">XQ_SU_DDDD</w:t>
             </w:r>
           </w:p>
         </w:tc>
